--- a/testakten/kuendigungsschutzklage-weber-techlogix/gespraechsvermerk_haehnel_br_anhoerung.docx
+++ b/testakten/kuendigungsschutzklage-weber-techlogix/gespraechsvermerk_haehnel_br_anhoerung.docx
@@ -24,14 +24,6 @@
       </w:pPr>
       <w:r>
         <w:t>Gesprächsvermerk — Aktenstück zur Mandatsakte Weber ./. TechLogix GmbH</w:t>
-      </w:r>
-    </w:p>
-    <w:p>
-      <w:pPr>
-        <w:jc w:val="left"/>
-      </w:pPr>
-      <w:r>
-        <w:t>Format-Hinweis für den Export: Times New Roman, 11 pt, dezimale Gliederung.</w:t>
       </w:r>
     </w:p>
     <w:p>

--- a/testakten/kuendigungsschutzklage-weber-techlogix/gespraechsvermerk_haehnel_br_anhoerung.docx
+++ b/testakten/kuendigungsschutzklage-weber-techlogix/gespraechsvermerk_haehnel_br_anhoerung.docx
@@ -71,7 +71,7 @@
         <w:jc w:val="left"/>
       </w:pPr>
       <w:r>
-        <w:t>Klärung des Ablaufs der Betriebsratsanhörung nach § 102 BetrVG zur betriebsbedingten Kündigung des Mandanten vom 28.04.2026, zugegangen am 30.04.2026.</w:t>
+        <w:t>Klärung des Ablaufs der Betriebsratsanhörung nach Paragraf 102 BetrVG zur betriebsbedingten Kündigung des Mandanten vom 28.04.2026, zugegangen am 30.04.2026.</w:t>
       </w:r>
     </w:p>
     <w:p>
@@ -119,7 +119,7 @@
         <w:jc w:val="left"/>
       </w:pPr>
       <w:r>
-        <w:t>4.1 Nach § 102 Abs. 1 Satz 3 BetrVG ist eine ohne ordnungsgemäße Anhörung ausgesprochene Kündigung unwirksam. Eine unvollständige Unterrichtung über die Sozialauswahl kann die Anhörung fehlerhaft machen, wenn dem Betriebsrat dadurch die für seine Stellungnahme wesentlichen Gründe vorenthalten werden.</w:t>
+        <w:t>4.1 Nach Paragraf 102 Abs. 1 Satz 3 BetrVG ist eine ohne ordnungsgemäße Anhörung ausgesprochene Kündigung unwirksam. Eine unvollständige Unterrichtung über die Sozialauswahl kann die Anhörung fehlerhaft machen, wenn dem Betriebsrat dadurch die für seine Stellungnahme wesentlichen Gründe vorenthalten werden.</w:t>
       </w:r>
     </w:p>
     <w:p>
@@ -159,7 +159,7 @@
         <w:jc w:val="left"/>
       </w:pPr>
       <w:r>
-        <w:t>5.2 Den Formfehler nach § 102 BetrVG als eigenständigen Unwirksamkeitsgrund in die Klagebegründung aufnehmen.</w:t>
+        <w:t>5.2 Den Formfehler nach Paragraf 102 BetrVG als eigenständigen Unwirksamkeitsgrund in die Klagebegründung aufnehmen.</w:t>
       </w:r>
     </w:p>
     <w:p>
